--- a/docs/lectures/Chapter03_LectureA.docx
+++ b/docs/lectures/Chapter03_LectureA.docx
@@ -23,7 +23,7 @@
         <w:pStyle w:val="Date"/>
       </w:pPr>
       <w:r>
-        <w:t xml:space="preserve">2026-02-02</w:t>
+        <w:t xml:space="preserve">2026-02-06</w:t>
       </w:r>
     </w:p>
     <w:sdt>
@@ -2370,6 +2370,35 @@
       <w:pPr>
         <w:pStyle w:val="BodyText"/>
       </w:pPr>
+      <w:r>
+        <w:t xml:space="preserve">Think about it this way: the Current Account is the</w:t>
+      </w:r>
+      <w:r>
+        <w:t xml:space="preserve"> </w:t>
+      </w:r>
+      <w:r>
+        <w:t xml:space="preserve">“stuff”</w:t>
+      </w:r>
+      <w:r>
+        <w:t xml:space="preserve"> </w:t>
+      </w:r>
+      <w:r>
+        <w:t xml:space="preserve">purchased or sold, and the Financial Account is the payment made or received for the</w:t>
+      </w:r>
+      <w:r>
+        <w:t xml:space="preserve"> </w:t>
+      </w:r>
+      <w:r>
+        <w:t xml:space="preserve">“stuff”</w:t>
+      </w:r>
+      <w:r>
+        <w:t xml:space="preserve">.</w:t>
+      </w:r>
+    </w:p>
+    <w:p>
+      <w:pPr>
+        <w:pStyle w:val="BodyText"/>
+      </w:pPr>
       <m:oMathPara>
         <m:oMathParaPr>
           <m:jc m:val="center"/>
@@ -2412,28 +2441,210 @@
         <w:pStyle w:val="FirstParagraph"/>
       </w:pPr>
       <w:r>
-        <w:t xml:space="preserve">Think about it this way: the Current Account is the</w:t>
-      </w:r>
-      <w:r>
-        <w:t xml:space="preserve"> </w:t>
-      </w:r>
-      <w:r>
-        <w:t xml:space="preserve">“stuff”</w:t>
-      </w:r>
-      <w:r>
-        <w:t xml:space="preserve"> </w:t>
-      </w:r>
-      <w:r>
-        <w:t xml:space="preserve">purchased or sold, and the Financial Account is the payment made or received for the</w:t>
-      </w:r>
-      <w:r>
-        <w:t xml:space="preserve"> </w:t>
-      </w:r>
-      <w:r>
-        <w:t xml:space="preserve">“stuff”</w:t>
-      </w:r>
-      <w:r>
-        <w:t xml:space="preserve">.</w:t>
+        <w:rPr>
+          <w:b/>
+          <w:bCs/>
+        </w:rPr>
+        <w:t xml:space="preserve">More Notes (Because this is important):</w:t>
+      </w:r>
+    </w:p>
+    <w:p>
+      <w:pPr>
+        <w:pStyle w:val="BodyText"/>
+      </w:pPr>
+      <w:r>
+        <w:t xml:space="preserve">Example:</w:t>
+      </w:r>
+    </w:p>
+    <w:p>
+      <w:pPr>
+        <w:pStyle w:val="BodyText"/>
+      </w:pPr>
+      <w:r>
+        <w:t xml:space="preserve">The United States buys goods worth $100 from China. China sends the goods to the United States, and the United States send $100 (USD not Renminbi) to China. So now China holds $100 that cannot be spent in China. What do they do?</w:t>
+      </w:r>
+    </w:p>
+    <w:p>
+      <w:pPr>
+        <w:pStyle w:val="BodyText"/>
+      </w:pPr>
+      <w:r>
+        <w:rPr>
+          <w:b/>
+          <w:bCs/>
+        </w:rPr>
+        <w:t xml:space="preserve">China (or any country that the US trades with) has three choices:</w:t>
+      </w:r>
+    </w:p>
+    <w:p>
+      <w:pPr>
+        <w:pStyle w:val="Compact"/>
+        <w:numPr>
+          <w:ilvl w:val="0"/>
+          <w:numId w:val="1018"/>
+        </w:numPr>
+      </w:pPr>
+      <w:r>
+        <w:t xml:space="preserve">Spend the dollars on US goods/services</w:t>
+      </w:r>
+    </w:p>
+    <w:p>
+      <w:pPr>
+        <w:pStyle w:val="Compact"/>
+        <w:numPr>
+          <w:ilvl w:val="0"/>
+          <w:numId w:val="1018"/>
+        </w:numPr>
+      </w:pPr>
+      <w:r>
+        <w:t xml:space="preserve">Exchange the dollars for another currency</w:t>
+      </w:r>
+    </w:p>
+    <w:p>
+      <w:pPr>
+        <w:pStyle w:val="Compact"/>
+        <w:numPr>
+          <w:ilvl w:val="0"/>
+          <w:numId w:val="1018"/>
+        </w:numPr>
+      </w:pPr>
+      <w:r>
+        <w:t xml:space="preserve">Hold or invest the dollars in US assets</w:t>
+      </w:r>
+    </w:p>
+    <w:p>
+      <w:pPr>
+        <w:pStyle w:val="FirstParagraph"/>
+      </w:pPr>
+      <w:r>
+        <w:t xml:space="preserve">Option 1 doesn’t happen very much, which is why we have a</w:t>
+      </w:r>
+      <w:r>
+        <w:t xml:space="preserve"> </w:t>
+      </w:r>
+      <w:r>
+        <w:t xml:space="preserve">‘trade deficit’</w:t>
+      </w:r>
+      <w:r>
+        <w:t xml:space="preserve">. Logically, if this happened more, then our exports would be closer to equal with our imports.</w:t>
+      </w:r>
+    </w:p>
+    <w:p>
+      <w:pPr>
+        <w:pStyle w:val="BodyText"/>
+      </w:pPr>
+      <w:r>
+        <w:t xml:space="preserve">Option 2 relies on some other country wanting US dollars. Regardless of who holds them, some other country ends up holding USD.</w:t>
+      </w:r>
+    </w:p>
+    <w:p>
+      <w:pPr>
+        <w:pStyle w:val="BodyText"/>
+      </w:pPr>
+      <w:r>
+        <w:t xml:space="preserve">Option 3 is the most common. In this example, China would either hold the USD or buy a financial asset denominated in dollars:</w:t>
+      </w:r>
+    </w:p>
+    <w:p>
+      <w:pPr>
+        <w:pStyle w:val="Compact"/>
+        <w:numPr>
+          <w:ilvl w:val="0"/>
+          <w:numId w:val="1019"/>
+        </w:numPr>
+      </w:pPr>
+      <w:r>
+        <w:t xml:space="preserve">Bank deposits</w:t>
+      </w:r>
+    </w:p>
+    <w:p>
+      <w:pPr>
+        <w:pStyle w:val="Compact"/>
+        <w:numPr>
+          <w:ilvl w:val="0"/>
+          <w:numId w:val="1019"/>
+        </w:numPr>
+      </w:pPr>
+      <w:r>
+        <w:t xml:space="preserve">US Treasuries</w:t>
+      </w:r>
+    </w:p>
+    <w:p>
+      <w:pPr>
+        <w:pStyle w:val="Compact"/>
+        <w:numPr>
+          <w:ilvl w:val="0"/>
+          <w:numId w:val="1019"/>
+        </w:numPr>
+      </w:pPr>
+      <w:r>
+        <w:t xml:space="preserve">US Corporate bonds</w:t>
+      </w:r>
+    </w:p>
+    <w:p>
+      <w:pPr>
+        <w:pStyle w:val="Compact"/>
+        <w:numPr>
+          <w:ilvl w:val="0"/>
+          <w:numId w:val="1019"/>
+        </w:numPr>
+      </w:pPr>
+      <w:r>
+        <w:t xml:space="preserve">US Equities</w:t>
+      </w:r>
+    </w:p>
+    <w:p>
+      <w:pPr>
+        <w:pStyle w:val="Compact"/>
+        <w:numPr>
+          <w:ilvl w:val="0"/>
+          <w:numId w:val="1019"/>
+        </w:numPr>
+      </w:pPr>
+      <w:r>
+        <w:t xml:space="preserve">Some other dollar denominated assets</w:t>
+      </w:r>
+    </w:p>
+    <w:p>
+      <w:pPr>
+        <w:pStyle w:val="FirstParagraph"/>
+      </w:pPr>
+      <w:r>
+        <w:rPr>
+          <w:b/>
+          <w:bCs/>
+        </w:rPr>
+        <w:t xml:space="preserve">Holding dollars = holding claims on the US economy</w:t>
+      </w:r>
+    </w:p>
+    <w:p>
+      <w:pPr>
+        <w:pStyle w:val="BodyText"/>
+      </w:pPr>
+      <w:r>
+        <w:rPr>
+          <w:b/>
+          <w:bCs/>
+        </w:rPr>
+        <w:t xml:space="preserve">Trade deficits necessarily imply that foreigners accumulate financial claims on the deficit country.</w:t>
+      </w:r>
+    </w:p>
+    <w:p>
+      <w:pPr>
+        <w:pStyle w:val="BodyText"/>
+      </w:pPr>
+      <w:r>
+        <w:rPr>
+          <w:b/>
+          <w:bCs/>
+        </w:rPr>
+        <w:t xml:space="preserve">Question:</w:t>
+      </w:r>
+      <w:r>
+        <w:t xml:space="preserve"> </w:t>
+      </w:r>
+      <w:r>
+        <w:t xml:space="preserve">This may sound very negative and/or pessimistic. But is this fundamentally any different than buying a share of stock? Isn’t a shareholder the residual claimant for a company?</w:t>
       </w:r>
     </w:p>
     <w:bookmarkEnd w:id="31"/>
@@ -2487,7 +2698,7 @@
         <w:pStyle w:val="Compact"/>
         <w:numPr>
           <w:ilvl w:val="0"/>
-          <w:numId w:val="1018"/>
+          <w:numId w:val="1020"/>
         </w:numPr>
       </w:pPr>
       <w:r>
@@ -2499,7 +2710,7 @@
         <w:pStyle w:val="Compact"/>
         <w:numPr>
           <w:ilvl w:val="0"/>
-          <w:numId w:val="1018"/>
+          <w:numId w:val="1020"/>
         </w:numPr>
       </w:pPr>
       <w:r>
@@ -2511,7 +2722,7 @@
         <w:pStyle w:val="Compact"/>
         <w:numPr>
           <w:ilvl w:val="0"/>
-          <w:numId w:val="1018"/>
+          <w:numId w:val="1020"/>
         </w:numPr>
       </w:pPr>
       <w:r>
@@ -2573,7 +2784,7 @@
         <w:pStyle w:val="Compact"/>
         <w:numPr>
           <w:ilvl w:val="0"/>
-          <w:numId w:val="1019"/>
+          <w:numId w:val="1021"/>
         </w:numPr>
       </w:pPr>
       <w:r>
@@ -2598,7 +2809,7 @@
         <w:pStyle w:val="Compact"/>
         <w:numPr>
           <w:ilvl w:val="0"/>
-          <w:numId w:val="1019"/>
+          <w:numId w:val="1021"/>
         </w:numPr>
       </w:pPr>
       <w:r>
@@ -2629,7 +2840,7 @@
         <w:pStyle w:val="Compact"/>
         <w:numPr>
           <w:ilvl w:val="0"/>
-          <w:numId w:val="1019"/>
+          <w:numId w:val="1021"/>
         </w:numPr>
       </w:pPr>
       <w:r>
@@ -2686,7 +2897,7 @@
         <w:pStyle w:val="Compact"/>
         <w:numPr>
           <w:ilvl w:val="0"/>
-          <w:numId w:val="1020"/>
+          <w:numId w:val="1022"/>
         </w:numPr>
       </w:pPr>
       <w:r>
@@ -2698,7 +2909,7 @@
         <w:pStyle w:val="Compact"/>
         <w:numPr>
           <w:ilvl w:val="0"/>
-          <w:numId w:val="1020"/>
+          <w:numId w:val="1022"/>
         </w:numPr>
       </w:pPr>
       <w:r>
@@ -2743,7 +2954,7 @@
         <w:pStyle w:val="Compact"/>
         <w:numPr>
           <w:ilvl w:val="0"/>
-          <w:numId w:val="1021"/>
+          <w:numId w:val="1023"/>
         </w:numPr>
       </w:pPr>
       <w:r>
@@ -2755,7 +2966,7 @@
         <w:pStyle w:val="Compact"/>
         <w:numPr>
           <w:ilvl w:val="0"/>
-          <w:numId w:val="1021"/>
+          <w:numId w:val="1023"/>
         </w:numPr>
       </w:pPr>
       <w:r>
@@ -2767,7 +2978,7 @@
         <w:pStyle w:val="Compact"/>
         <w:numPr>
           <w:ilvl w:val="0"/>
-          <w:numId w:val="1021"/>
+          <w:numId w:val="1023"/>
         </w:numPr>
       </w:pPr>
       <w:r>
@@ -2813,7 +3024,7 @@
         <w:pStyle w:val="Compact"/>
         <w:numPr>
           <w:ilvl w:val="0"/>
-          <w:numId w:val="1022"/>
+          <w:numId w:val="1024"/>
         </w:numPr>
       </w:pPr>
       <w:r>
@@ -2829,7 +3040,7 @@
         <w:pStyle w:val="Compact"/>
         <w:numPr>
           <w:ilvl w:val="0"/>
-          <w:numId w:val="1022"/>
+          <w:numId w:val="1024"/>
         </w:numPr>
       </w:pPr>
       <w:r>
@@ -2845,7 +3056,7 @@
         <w:pStyle w:val="Compact"/>
         <w:numPr>
           <w:ilvl w:val="0"/>
-          <w:numId w:val="1022"/>
+          <w:numId w:val="1024"/>
         </w:numPr>
       </w:pPr>
       <w:r>
@@ -2999,7 +3210,7 @@
         <w:pStyle w:val="Compact"/>
         <w:numPr>
           <w:ilvl w:val="0"/>
-          <w:numId w:val="1023"/>
+          <w:numId w:val="1025"/>
         </w:numPr>
       </w:pPr>
       <w:r>
@@ -3011,7 +3222,7 @@
         <w:pStyle w:val="Compact"/>
         <w:numPr>
           <w:ilvl w:val="0"/>
-          <w:numId w:val="1023"/>
+          <w:numId w:val="1025"/>
         </w:numPr>
       </w:pPr>
       <w:r>
@@ -3061,7 +3272,7 @@
         <w:pStyle w:val="Compact"/>
         <w:numPr>
           <w:ilvl w:val="0"/>
-          <w:numId w:val="1024"/>
+          <w:numId w:val="1026"/>
         </w:numPr>
       </w:pPr>
       <w:r>
@@ -3089,7 +3300,7 @@
         <w:pStyle w:val="Compact"/>
         <w:numPr>
           <w:ilvl w:val="0"/>
-          <w:numId w:val="1024"/>
+          <w:numId w:val="1026"/>
         </w:numPr>
       </w:pPr>
       <w:r>
@@ -3159,7 +3370,7 @@
         <w:pStyle w:val="Compact"/>
         <w:numPr>
           <w:ilvl w:val="0"/>
-          <w:numId w:val="1025"/>
+          <w:numId w:val="1027"/>
         </w:numPr>
       </w:pPr>
       <w:r>
@@ -3171,7 +3382,7 @@
         <w:pStyle w:val="Compact"/>
         <w:numPr>
           <w:ilvl w:val="0"/>
-          <w:numId w:val="1025"/>
+          <w:numId w:val="1027"/>
         </w:numPr>
       </w:pPr>
       <w:r>
@@ -3243,7 +3454,7 @@
         <w:pStyle w:val="Compact"/>
         <w:numPr>
           <w:ilvl w:val="0"/>
-          <w:numId w:val="1026"/>
+          <w:numId w:val="1028"/>
         </w:numPr>
       </w:pPr>
       <w:r>
@@ -3255,7 +3466,7 @@
         <w:pStyle w:val="Compact"/>
         <w:numPr>
           <w:ilvl w:val="0"/>
-          <w:numId w:val="1026"/>
+          <w:numId w:val="1028"/>
         </w:numPr>
       </w:pPr>
       <w:r>
@@ -3267,7 +3478,7 @@
         <w:pStyle w:val="Compact"/>
         <w:numPr>
           <w:ilvl w:val="0"/>
-          <w:numId w:val="1026"/>
+          <w:numId w:val="1028"/>
         </w:numPr>
       </w:pPr>
       <w:r>
@@ -3370,7 +3581,7 @@
         <w:pStyle w:val="Compact"/>
         <w:numPr>
           <w:ilvl w:val="0"/>
-          <w:numId w:val="1027"/>
+          <w:numId w:val="1029"/>
         </w:numPr>
       </w:pPr>
       <w:r>
@@ -3398,7 +3609,7 @@
         <w:pStyle w:val="Compact"/>
         <w:numPr>
           <w:ilvl w:val="0"/>
-          <w:numId w:val="1027"/>
+          <w:numId w:val="1029"/>
         </w:numPr>
       </w:pPr>
       <w:r>
@@ -3498,7 +3709,7 @@
         <w:pStyle w:val="Compact"/>
         <w:numPr>
           <w:ilvl w:val="0"/>
-          <w:numId w:val="1028"/>
+          <w:numId w:val="1030"/>
         </w:numPr>
       </w:pPr>
       <w:r>
@@ -3510,7 +3721,7 @@
         <w:pStyle w:val="Compact"/>
         <w:numPr>
           <w:ilvl w:val="0"/>
-          <w:numId w:val="1028"/>
+          <w:numId w:val="1030"/>
         </w:numPr>
       </w:pPr>
       <w:r>
@@ -3602,7 +3813,7 @@
         <w:pStyle w:val="Compact"/>
         <w:numPr>
           <w:ilvl w:val="0"/>
-          <w:numId w:val="1029"/>
+          <w:numId w:val="1031"/>
         </w:numPr>
       </w:pPr>
       <w:r>
@@ -3630,7 +3841,7 @@
         <w:pStyle w:val="Compact"/>
         <w:numPr>
           <w:ilvl w:val="0"/>
-          <w:numId w:val="1029"/>
+          <w:numId w:val="1031"/>
         </w:numPr>
       </w:pPr>
       <w:r>
@@ -3712,7 +3923,7 @@
         <w:pStyle w:val="Compact"/>
         <w:numPr>
           <w:ilvl w:val="0"/>
-          <w:numId w:val="1030"/>
+          <w:numId w:val="1032"/>
         </w:numPr>
       </w:pPr>
       <w:r>
@@ -3737,7 +3948,7 @@
         <w:pStyle w:val="Compact"/>
         <w:numPr>
           <w:ilvl w:val="0"/>
-          <w:numId w:val="1030"/>
+          <w:numId w:val="1032"/>
         </w:numPr>
       </w:pPr>
       <w:r>
@@ -3762,7 +3973,7 @@
         <w:pStyle w:val="Compact"/>
         <w:numPr>
           <w:ilvl w:val="0"/>
-          <w:numId w:val="1030"/>
+          <w:numId w:val="1032"/>
         </w:numPr>
       </w:pPr>
       <w:r>
@@ -4045,7 +4256,7 @@
         <w:pStyle w:val="Compact"/>
         <w:numPr>
           <w:ilvl w:val="0"/>
-          <w:numId w:val="1031"/>
+          <w:numId w:val="1033"/>
         </w:numPr>
       </w:pPr>
       <m:oMath>
@@ -4083,7 +4294,7 @@
         <w:pStyle w:val="Compact"/>
         <w:numPr>
           <w:ilvl w:val="0"/>
-          <w:numId w:val="1031"/>
+          <w:numId w:val="1033"/>
         </w:numPr>
       </w:pPr>
       <m:oMath>
@@ -4112,7 +4323,7 @@
         <w:pStyle w:val="Compact"/>
         <w:numPr>
           <w:ilvl w:val="0"/>
-          <w:numId w:val="1031"/>
+          <w:numId w:val="1033"/>
         </w:numPr>
       </w:pPr>
       <m:oMath>
@@ -4149,7 +4360,7 @@
         <w:pStyle w:val="Compact"/>
         <w:numPr>
           <w:ilvl w:val="0"/>
-          <w:numId w:val="1031"/>
+          <w:numId w:val="1033"/>
         </w:numPr>
       </w:pPr>
       <m:oMath>
@@ -4178,7 +4389,7 @@
         <w:pStyle w:val="Compact"/>
         <w:numPr>
           <w:ilvl w:val="0"/>
-          <w:numId w:val="1031"/>
+          <w:numId w:val="1033"/>
         </w:numPr>
       </w:pPr>
       <m:oMath>
@@ -4383,7 +4594,7 @@
         <w:pStyle w:val="Compact"/>
         <w:numPr>
           <w:ilvl w:val="0"/>
-          <w:numId w:val="1032"/>
+          <w:numId w:val="1034"/>
         </w:numPr>
       </w:pPr>
       <w:r>
@@ -4405,7 +4616,7 @@
         <w:pStyle w:val="Compact"/>
         <w:numPr>
           <w:ilvl w:val="0"/>
-          <w:numId w:val="1032"/>
+          <w:numId w:val="1034"/>
         </w:numPr>
       </w:pPr>
       <w:r>
@@ -4475,7 +4686,7 @@
         <w:pStyle w:val="Compact"/>
         <w:numPr>
           <w:ilvl w:val="0"/>
-          <w:numId w:val="1033"/>
+          <w:numId w:val="1035"/>
         </w:numPr>
       </w:pPr>
       <w:r>
@@ -4487,7 +4698,7 @@
         <w:pStyle w:val="Compact"/>
         <w:numPr>
           <w:ilvl w:val="0"/>
-          <w:numId w:val="1033"/>
+          <w:numId w:val="1035"/>
         </w:numPr>
       </w:pPr>
       <w:r>
@@ -4499,7 +4710,7 @@
         <w:pStyle w:val="Compact"/>
         <w:numPr>
           <w:ilvl w:val="0"/>
-          <w:numId w:val="1033"/>
+          <w:numId w:val="1035"/>
         </w:numPr>
       </w:pPr>
       <w:r>
@@ -4521,7 +4732,7 @@
         <w:pStyle w:val="Compact"/>
         <w:numPr>
           <w:ilvl w:val="0"/>
-          <w:numId w:val="1034"/>
+          <w:numId w:val="1036"/>
         </w:numPr>
       </w:pPr>
       <w:r>
@@ -4533,7 +4744,7 @@
         <w:pStyle w:val="Compact"/>
         <w:numPr>
           <w:ilvl w:val="0"/>
-          <w:numId w:val="1034"/>
+          <w:numId w:val="1036"/>
         </w:numPr>
       </w:pPr>
       <w:r>
@@ -4545,7 +4756,7 @@
         <w:pStyle w:val="Compact"/>
         <w:numPr>
           <w:ilvl w:val="0"/>
-          <w:numId w:val="1034"/>
+          <w:numId w:val="1036"/>
         </w:numPr>
       </w:pPr>
       <w:r>
@@ -4567,7 +4778,7 @@
         <w:pStyle w:val="Compact"/>
         <w:numPr>
           <w:ilvl w:val="0"/>
-          <w:numId w:val="1035"/>
+          <w:numId w:val="1037"/>
         </w:numPr>
       </w:pPr>
       <w:r>
@@ -4579,7 +4790,7 @@
         <w:pStyle w:val="Compact"/>
         <w:numPr>
           <w:ilvl w:val="0"/>
-          <w:numId w:val="1035"/>
+          <w:numId w:val="1037"/>
         </w:numPr>
       </w:pPr>
       <w:r>
@@ -4601,7 +4812,7 @@
         <w:pStyle w:val="Compact"/>
         <w:numPr>
           <w:ilvl w:val="0"/>
-          <w:numId w:val="1036"/>
+          <w:numId w:val="1038"/>
         </w:numPr>
       </w:pPr>
       <w:r>
@@ -4613,7 +4824,7 @@
         <w:pStyle w:val="Compact"/>
         <w:numPr>
           <w:ilvl w:val="0"/>
-          <w:numId w:val="1036"/>
+          <w:numId w:val="1038"/>
         </w:numPr>
       </w:pPr>
       <w:r>
@@ -4625,7 +4836,7 @@
         <w:pStyle w:val="Compact"/>
         <w:numPr>
           <w:ilvl w:val="0"/>
-          <w:numId w:val="1036"/>
+          <w:numId w:val="1038"/>
         </w:numPr>
       </w:pPr>
       <w:r>
@@ -4647,7 +4858,7 @@
         <w:pStyle w:val="Compact"/>
         <w:numPr>
           <w:ilvl w:val="0"/>
-          <w:numId w:val="1037"/>
+          <w:numId w:val="1039"/>
         </w:numPr>
       </w:pPr>
       <w:r>
@@ -4659,7 +4870,7 @@
         <w:pStyle w:val="Compact"/>
         <w:numPr>
           <w:ilvl w:val="0"/>
-          <w:numId w:val="1037"/>
+          <w:numId w:val="1039"/>
         </w:numPr>
       </w:pPr>
       <w:r>
@@ -4671,7 +4882,7 @@
         <w:pStyle w:val="Compact"/>
         <w:numPr>
           <w:ilvl w:val="0"/>
-          <w:numId w:val="1037"/>
+          <w:numId w:val="1039"/>
         </w:numPr>
       </w:pPr>
       <w:r>
@@ -4808,7 +5019,7 @@
         <w:pStyle w:val="Compact"/>
         <w:numPr>
           <w:ilvl w:val="0"/>
-          <w:numId w:val="1038"/>
+          <w:numId w:val="1040"/>
         </w:numPr>
       </w:pPr>
       <w:r>
@@ -4820,7 +5031,7 @@
         <w:pStyle w:val="Compact"/>
         <w:numPr>
           <w:ilvl w:val="0"/>
-          <w:numId w:val="1038"/>
+          <w:numId w:val="1040"/>
         </w:numPr>
       </w:pPr>
       <w:r>
@@ -4832,7 +5043,7 @@
         <w:pStyle w:val="Compact"/>
         <w:numPr>
           <w:ilvl w:val="0"/>
-          <w:numId w:val="1038"/>
+          <w:numId w:val="1040"/>
         </w:numPr>
       </w:pPr>
       <w:r>
@@ -4871,7 +5082,7 @@
         <w:pStyle w:val="Compact"/>
         <w:numPr>
           <w:ilvl w:val="0"/>
-          <w:numId w:val="1039"/>
+          <w:numId w:val="1041"/>
         </w:numPr>
       </w:pPr>
       <w:r>
@@ -4890,7 +5101,7 @@
         <w:pStyle w:val="Compact"/>
         <w:numPr>
           <w:ilvl w:val="0"/>
-          <w:numId w:val="1039"/>
+          <w:numId w:val="1041"/>
         </w:numPr>
       </w:pPr>
       <w:r>
@@ -4912,7 +5123,7 @@
         <w:pStyle w:val="Compact"/>
         <w:numPr>
           <w:ilvl w:val="0"/>
-          <w:numId w:val="1039"/>
+          <w:numId w:val="1041"/>
         </w:numPr>
       </w:pPr>
       <w:r>
@@ -4931,7 +5142,7 @@
         <w:pStyle w:val="Compact"/>
         <w:numPr>
           <w:ilvl w:val="0"/>
-          <w:numId w:val="1039"/>
+          <w:numId w:val="1041"/>
         </w:numPr>
       </w:pPr>
       <w:r>
@@ -4950,7 +5161,7 @@
         <w:pStyle w:val="Compact"/>
         <w:numPr>
           <w:ilvl w:val="0"/>
-          <w:numId w:val="1039"/>
+          <w:numId w:val="1041"/>
         </w:numPr>
       </w:pPr>
       <w:r>
@@ -4979,7 +5190,7 @@
         <w:pStyle w:val="Compact"/>
         <w:numPr>
           <w:ilvl w:val="0"/>
-          <w:numId w:val="1040"/>
+          <w:numId w:val="1042"/>
         </w:numPr>
       </w:pPr>
       <w:r>
@@ -5007,7 +5218,7 @@
         <w:pStyle w:val="Compact"/>
         <w:numPr>
           <w:ilvl w:val="0"/>
-          <w:numId w:val="1040"/>
+          <w:numId w:val="1042"/>
         </w:numPr>
       </w:pPr>
       <w:r>
@@ -5019,7 +5230,7 @@
         <w:pStyle w:val="Compact"/>
         <w:numPr>
           <w:ilvl w:val="0"/>
-          <w:numId w:val="1040"/>
+          <w:numId w:val="1042"/>
         </w:numPr>
       </w:pPr>
       <w:r>
@@ -5031,7 +5242,7 @@
         <w:pStyle w:val="Compact"/>
         <w:numPr>
           <w:ilvl w:val="0"/>
-          <w:numId w:val="1040"/>
+          <w:numId w:val="1042"/>
         </w:numPr>
       </w:pPr>
       <w:r>
@@ -5043,7 +5254,7 @@
         <w:pStyle w:val="Compact"/>
         <w:numPr>
           <w:ilvl w:val="0"/>
-          <w:numId w:val="1040"/>
+          <w:numId w:val="1042"/>
         </w:numPr>
       </w:pPr>
       <w:r>
@@ -5580,7 +5791,34 @@
     <w:abstractNumId w:val="991"/>
   </w:num>
   <w:num w:numId="1018">
-    <w:abstractNumId w:val="991"/>
+    <w:abstractNumId w:val="99411"/>
+    <w:lvlOverride w:ilvl="0">
+      <w:startOverride w:val="1"/>
+    </w:lvlOverride>
+    <w:lvlOverride w:ilvl="1">
+      <w:startOverride w:val="1"/>
+    </w:lvlOverride>
+    <w:lvlOverride w:ilvl="2">
+      <w:startOverride w:val="1"/>
+    </w:lvlOverride>
+    <w:lvlOverride w:ilvl="3">
+      <w:startOverride w:val="1"/>
+    </w:lvlOverride>
+    <w:lvlOverride w:ilvl="4">
+      <w:startOverride w:val="1"/>
+    </w:lvlOverride>
+    <w:lvlOverride w:ilvl="5">
+      <w:startOverride w:val="1"/>
+    </w:lvlOverride>
+    <w:lvlOverride w:ilvl="6">
+      <w:startOverride w:val="1"/>
+    </w:lvlOverride>
+    <w:lvlOverride w:ilvl="7">
+      <w:startOverride w:val="1"/>
+    </w:lvlOverride>
+    <w:lvlOverride w:ilvl="8">
+      <w:startOverride w:val="1"/>
+    </w:lvlOverride>
   </w:num>
   <w:num w:numId="1019">
     <w:abstractNumId w:val="991"/>
@@ -5616,40 +5854,40 @@
     <w:abstractNumId w:val="991"/>
   </w:num>
   <w:num w:numId="1030">
-    <w:abstractNumId w:val="99411"/>
-    <w:lvlOverride w:ilvl="0">
-      <w:startOverride w:val="1"/>
-    </w:lvlOverride>
-    <w:lvlOverride w:ilvl="1">
-      <w:startOverride w:val="1"/>
-    </w:lvlOverride>
-    <w:lvlOverride w:ilvl="2">
-      <w:startOverride w:val="1"/>
-    </w:lvlOverride>
-    <w:lvlOverride w:ilvl="3">
-      <w:startOverride w:val="1"/>
-    </w:lvlOverride>
-    <w:lvlOverride w:ilvl="4">
-      <w:startOverride w:val="1"/>
-    </w:lvlOverride>
-    <w:lvlOverride w:ilvl="5">
-      <w:startOverride w:val="1"/>
-    </w:lvlOverride>
-    <w:lvlOverride w:ilvl="6">
-      <w:startOverride w:val="1"/>
-    </w:lvlOverride>
-    <w:lvlOverride w:ilvl="7">
-      <w:startOverride w:val="1"/>
-    </w:lvlOverride>
-    <w:lvlOverride w:ilvl="8">
-      <w:startOverride w:val="1"/>
-    </w:lvlOverride>
+    <w:abstractNumId w:val="991"/>
   </w:num>
   <w:num w:numId="1031">
     <w:abstractNumId w:val="991"/>
   </w:num>
   <w:num w:numId="1032">
-    <w:abstractNumId w:val="991"/>
+    <w:abstractNumId w:val="99411"/>
+    <w:lvlOverride w:ilvl="0">
+      <w:startOverride w:val="1"/>
+    </w:lvlOverride>
+    <w:lvlOverride w:ilvl="1">
+      <w:startOverride w:val="1"/>
+    </w:lvlOverride>
+    <w:lvlOverride w:ilvl="2">
+      <w:startOverride w:val="1"/>
+    </w:lvlOverride>
+    <w:lvlOverride w:ilvl="3">
+      <w:startOverride w:val="1"/>
+    </w:lvlOverride>
+    <w:lvlOverride w:ilvl="4">
+      <w:startOverride w:val="1"/>
+    </w:lvlOverride>
+    <w:lvlOverride w:ilvl="5">
+      <w:startOverride w:val="1"/>
+    </w:lvlOverride>
+    <w:lvlOverride w:ilvl="6">
+      <w:startOverride w:val="1"/>
+    </w:lvlOverride>
+    <w:lvlOverride w:ilvl="7">
+      <w:startOverride w:val="1"/>
+    </w:lvlOverride>
+    <w:lvlOverride w:ilvl="8">
+      <w:startOverride w:val="1"/>
+    </w:lvlOverride>
   </w:num>
   <w:num w:numId="1033">
     <w:abstractNumId w:val="991"/>
@@ -5670,6 +5908,12 @@
     <w:abstractNumId w:val="991"/>
   </w:num>
   <w:num w:numId="1039">
+    <w:abstractNumId w:val="991"/>
+  </w:num>
+  <w:num w:numId="1040">
+    <w:abstractNumId w:val="991"/>
+  </w:num>
+  <w:num w:numId="1041">
     <w:abstractNumId w:val="99411"/>
     <w:lvlOverride w:ilvl="0">
       <w:startOverride w:val="1"/>
@@ -5699,7 +5943,7 @@
       <w:startOverride w:val="1"/>
     </w:lvlOverride>
   </w:num>
-  <w:num w:numId="1040">
+  <w:num w:numId="1042">
     <w:abstractNumId w:val="99411"/>
     <w:lvlOverride w:ilvl="0">
       <w:startOverride w:val="1"/>

--- a/docs/lectures/Chapter03_LectureA.docx
+++ b/docs/lectures/Chapter03_LectureA.docx
@@ -23,7 +23,7 @@
         <w:pStyle w:val="Date"/>
       </w:pPr>
       <w:r>
-        <w:t xml:space="preserve">2026-02-06</w:t>
+        <w:t xml:space="preserve">2026-02-08</w:t>
       </w:r>
     </w:p>
     <w:sdt>
@@ -2517,7 +2517,17 @@
         <w:pStyle w:val="FirstParagraph"/>
       </w:pPr>
       <w:r>
-        <w:t xml:space="preserve">Option 1 doesn’t happen very much, which is why we have a</w:t>
+        <w:rPr>
+          <w:b/>
+          <w:bCs/>
+        </w:rPr>
+        <w:t xml:space="preserve">Option 1</w:t>
+      </w:r>
+      <w:r>
+        <w:t xml:space="preserve"> </w:t>
+      </w:r>
+      <w:r>
+        <w:t xml:space="preserve">doesn’t happen very much, which is why we have a</w:t>
       </w:r>
       <w:r>
         <w:t xml:space="preserve"> </w:t>
@@ -2534,7 +2544,17 @@
         <w:pStyle w:val="BodyText"/>
       </w:pPr>
       <w:r>
-        <w:t xml:space="preserve">Option 2 relies on some other country wanting US dollars. Regardless of who holds them, some other country ends up holding USD.</w:t>
+        <w:rPr>
+          <w:b/>
+          <w:bCs/>
+        </w:rPr>
+        <w:t xml:space="preserve">Option 2</w:t>
+      </w:r>
+      <w:r>
+        <w:t xml:space="preserve"> </w:t>
+      </w:r>
+      <w:r>
+        <w:t xml:space="preserve">relies on some other country wanting US dollars. Regardless of who holds them, some other country ends up holding USD.</w:t>
       </w:r>
     </w:p>
     <w:p>
@@ -2542,7 +2562,17 @@
         <w:pStyle w:val="BodyText"/>
       </w:pPr>
       <w:r>
-        <w:t xml:space="preserve">Option 3 is the most common. In this example, China would either hold the USD or buy a financial asset denominated in dollars:</w:t>
+        <w:rPr>
+          <w:b/>
+          <w:bCs/>
+        </w:rPr>
+        <w:t xml:space="preserve">Option 3</w:t>
+      </w:r>
+      <w:r>
+        <w:t xml:space="preserve"> </w:t>
+      </w:r>
+      <w:r>
+        <w:t xml:space="preserve">is the most common. In this example, China would either hold the USD or buy a financial asset denominated in dollars:</w:t>
       </w:r>
     </w:p>
     <w:p>
@@ -3207,6 +3237,26 @@
     </w:p>
     <w:p>
       <w:pPr>
+        <w:pStyle w:val="BodyText"/>
+      </w:pPr>
+      <w:r>
+        <w:t xml:space="preserve">In other words,</w:t>
+      </w:r>
+      <w:r>
+        <w:t xml:space="preserve"> </w:t>
+      </w:r>
+      <w:r>
+        <w:t xml:space="preserve">“International transactions create demand and supply for currencies.”</w:t>
+      </w:r>
+      <w:r>
+        <w:t xml:space="preserve"> </w:t>
+      </w:r>
+      <w:r>
+        <w:t xml:space="preserve">Any imbalance is implying there is excess demand (shortage) of either a foreign or domestic currency.</w:t>
+      </w:r>
+    </w:p>
+    <w:p>
+      <w:pPr>
         <w:pStyle w:val="Compact"/>
         <w:numPr>
           <w:ilvl w:val="0"/>
@@ -3214,19 +3264,7 @@
         </w:numPr>
       </w:pPr>
       <w:r>
-        <w:t xml:space="preserve">A deficit implies net demand for foreign currency (net supply of domestic currency).</w:t>
-      </w:r>
-    </w:p>
-    <w:p>
-      <w:pPr>
-        <w:pStyle w:val="Compact"/>
-        <w:numPr>
-          <w:ilvl w:val="0"/>
-          <w:numId w:val="1025"/>
-        </w:numPr>
-      </w:pPr>
-      <w:r>
-        <w:t xml:space="preserve">A surplus implies net demand for domestic currency (net supply of foreign currency).</w:t>
+        <w:t xml:space="preserve">A Current account deficit implies net demand for foreign currency (net supply of domestic currency).</w:t>
       </w:r>
     </w:p>
     <w:p>
@@ -3234,7 +3272,55 @@
         <w:pStyle w:val="FirstParagraph"/>
       </w:pPr>
       <w:r>
-        <w:t xml:space="preserve">How that pressure translates into outcomes depends on the regime.</w:t>
+        <w:t xml:space="preserve">Example: If the US buys goods from China, US residents either pay in USD or RMB. If we pay in dollars, those firms who made the goods must exchange some of those dollars into yuan to pay their expenses (labor, materials, etc.). This creates additional demand for the yuan (the foreign currency). Additionally, now there is a greater supply of dollars internationally.</w:t>
+      </w:r>
+    </w:p>
+    <w:p>
+      <w:pPr>
+        <w:pStyle w:val="BodyText"/>
+      </w:pPr>
+      <w:r>
+        <w:t xml:space="preserve">Does this pressure appreciate the dollar or depreciate it?</w:t>
+      </w:r>
+    </w:p>
+    <w:p>
+      <w:pPr>
+        <w:pStyle w:val="BodyText"/>
+      </w:pPr>
+      <w:r>
+        <w:rPr>
+          <w:b/>
+          <w:bCs/>
+        </w:rPr>
+        <w:t xml:space="preserve">It depreciates the dollar.</w:t>
+      </w:r>
+    </w:p>
+    <w:p>
+      <w:pPr>
+        <w:pStyle w:val="Compact"/>
+        <w:numPr>
+          <w:ilvl w:val="0"/>
+          <w:numId w:val="1026"/>
+        </w:numPr>
+      </w:pPr>
+      <w:r>
+        <w:t xml:space="preserve">A Current account surplus implies net demand for domestic currency (net supply of foreign currency).</w:t>
+      </w:r>
+    </w:p>
+    <w:p>
+      <w:pPr>
+        <w:pStyle w:val="FirstParagraph"/>
+      </w:pPr>
+      <w:r>
+        <w:t xml:space="preserve">Now, look at the earlier example, except from China’s perspective.</w:t>
+      </w:r>
+    </w:p>
+    <w:p>
+      <w:pPr>
+        <w:pStyle w:val="BodyText"/>
+      </w:pPr>
+      <w:r>
+        <w:t xml:space="preserve">How that pressure translates into outcomes depends on the regime. (Remember the trade-offs from Chapter 2)</w:t>
       </w:r>
     </w:p>
     <w:bookmarkStart w:id="38" w:name="fixed-exchange-rate-countries"/>
@@ -3272,7 +3358,7 @@
         <w:pStyle w:val="Compact"/>
         <w:numPr>
           <w:ilvl w:val="0"/>
-          <w:numId w:val="1026"/>
+          <w:numId w:val="1027"/>
         </w:numPr>
       </w:pPr>
       <w:r>
@@ -3300,7 +3386,7 @@
         <w:pStyle w:val="Compact"/>
         <w:numPr>
           <w:ilvl w:val="0"/>
-          <w:numId w:val="1026"/>
+          <w:numId w:val="1027"/>
         </w:numPr>
       </w:pPr>
       <w:r>
@@ -3370,7 +3456,7 @@
         <w:pStyle w:val="Compact"/>
         <w:numPr>
           <w:ilvl w:val="0"/>
-          <w:numId w:val="1027"/>
+          <w:numId w:val="1028"/>
         </w:numPr>
       </w:pPr>
       <w:r>
@@ -3382,7 +3468,7 @@
         <w:pStyle w:val="Compact"/>
         <w:numPr>
           <w:ilvl w:val="0"/>
-          <w:numId w:val="1027"/>
+          <w:numId w:val="1028"/>
         </w:numPr>
       </w:pPr>
       <w:r>
@@ -3454,7 +3540,7 @@
         <w:pStyle w:val="Compact"/>
         <w:numPr>
           <w:ilvl w:val="0"/>
-          <w:numId w:val="1028"/>
+          <w:numId w:val="1029"/>
         </w:numPr>
       </w:pPr>
       <w:r>
@@ -3466,7 +3552,7 @@
         <w:pStyle w:val="Compact"/>
         <w:numPr>
           <w:ilvl w:val="0"/>
-          <w:numId w:val="1028"/>
+          <w:numId w:val="1029"/>
         </w:numPr>
       </w:pPr>
       <w:r>
@@ -3478,7 +3564,7 @@
         <w:pStyle w:val="Compact"/>
         <w:numPr>
           <w:ilvl w:val="0"/>
-          <w:numId w:val="1028"/>
+          <w:numId w:val="1029"/>
         </w:numPr>
       </w:pPr>
       <w:r>
@@ -3581,7 +3667,7 @@
         <w:pStyle w:val="Compact"/>
         <w:numPr>
           <w:ilvl w:val="0"/>
-          <w:numId w:val="1029"/>
+          <w:numId w:val="1030"/>
         </w:numPr>
       </w:pPr>
       <w:r>
@@ -3609,7 +3695,7 @@
         <w:pStyle w:val="Compact"/>
         <w:numPr>
           <w:ilvl w:val="0"/>
-          <w:numId w:val="1029"/>
+          <w:numId w:val="1030"/>
         </w:numPr>
       </w:pPr>
       <w:r>
@@ -3709,7 +3795,7 @@
         <w:pStyle w:val="Compact"/>
         <w:numPr>
           <w:ilvl w:val="0"/>
-          <w:numId w:val="1030"/>
+          <w:numId w:val="1031"/>
         </w:numPr>
       </w:pPr>
       <w:r>
@@ -3721,7 +3807,7 @@
         <w:pStyle w:val="Compact"/>
         <w:numPr>
           <w:ilvl w:val="0"/>
-          <w:numId w:val="1030"/>
+          <w:numId w:val="1031"/>
         </w:numPr>
       </w:pPr>
       <w:r>
@@ -3813,7 +3899,7 @@
         <w:pStyle w:val="Compact"/>
         <w:numPr>
           <w:ilvl w:val="0"/>
-          <w:numId w:val="1031"/>
+          <w:numId w:val="1032"/>
         </w:numPr>
       </w:pPr>
       <w:r>
@@ -3841,7 +3927,7 @@
         <w:pStyle w:val="Compact"/>
         <w:numPr>
           <w:ilvl w:val="0"/>
-          <w:numId w:val="1031"/>
+          <w:numId w:val="1032"/>
         </w:numPr>
       </w:pPr>
       <w:r>
@@ -3923,7 +4009,7 @@
         <w:pStyle w:val="Compact"/>
         <w:numPr>
           <w:ilvl w:val="0"/>
-          <w:numId w:val="1032"/>
+          <w:numId w:val="1033"/>
         </w:numPr>
       </w:pPr>
       <w:r>
@@ -3948,7 +4034,7 @@
         <w:pStyle w:val="Compact"/>
         <w:numPr>
           <w:ilvl w:val="0"/>
-          <w:numId w:val="1032"/>
+          <w:numId w:val="1033"/>
         </w:numPr>
       </w:pPr>
       <w:r>
@@ -3973,7 +4059,7 @@
         <w:pStyle w:val="Compact"/>
         <w:numPr>
           <w:ilvl w:val="0"/>
-          <w:numId w:val="1032"/>
+          <w:numId w:val="1033"/>
         </w:numPr>
       </w:pPr>
       <w:r>
@@ -4256,7 +4342,7 @@
         <w:pStyle w:val="Compact"/>
         <w:numPr>
           <w:ilvl w:val="0"/>
-          <w:numId w:val="1033"/>
+          <w:numId w:val="1034"/>
         </w:numPr>
       </w:pPr>
       <m:oMath>
@@ -4294,7 +4380,7 @@
         <w:pStyle w:val="Compact"/>
         <w:numPr>
           <w:ilvl w:val="0"/>
-          <w:numId w:val="1033"/>
+          <w:numId w:val="1034"/>
         </w:numPr>
       </w:pPr>
       <m:oMath>
@@ -4323,7 +4409,7 @@
         <w:pStyle w:val="Compact"/>
         <w:numPr>
           <w:ilvl w:val="0"/>
-          <w:numId w:val="1033"/>
+          <w:numId w:val="1034"/>
         </w:numPr>
       </w:pPr>
       <m:oMath>
@@ -4360,7 +4446,7 @@
         <w:pStyle w:val="Compact"/>
         <w:numPr>
           <w:ilvl w:val="0"/>
-          <w:numId w:val="1033"/>
+          <w:numId w:val="1034"/>
         </w:numPr>
       </w:pPr>
       <m:oMath>
@@ -4389,7 +4475,7 @@
         <w:pStyle w:val="Compact"/>
         <w:numPr>
           <w:ilvl w:val="0"/>
-          <w:numId w:val="1033"/>
+          <w:numId w:val="1034"/>
         </w:numPr>
       </w:pPr>
       <m:oMath>
@@ -4594,7 +4680,7 @@
         <w:pStyle w:val="Compact"/>
         <w:numPr>
           <w:ilvl w:val="0"/>
-          <w:numId w:val="1034"/>
+          <w:numId w:val="1035"/>
         </w:numPr>
       </w:pPr>
       <w:r>
@@ -4616,7 +4702,7 @@
         <w:pStyle w:val="Compact"/>
         <w:numPr>
           <w:ilvl w:val="0"/>
-          <w:numId w:val="1034"/>
+          <w:numId w:val="1035"/>
         </w:numPr>
       </w:pPr>
       <w:r>
@@ -4686,7 +4772,7 @@
         <w:pStyle w:val="Compact"/>
         <w:numPr>
           <w:ilvl w:val="0"/>
-          <w:numId w:val="1035"/>
+          <w:numId w:val="1036"/>
         </w:numPr>
       </w:pPr>
       <w:r>
@@ -4698,7 +4784,7 @@
         <w:pStyle w:val="Compact"/>
         <w:numPr>
           <w:ilvl w:val="0"/>
-          <w:numId w:val="1035"/>
+          <w:numId w:val="1036"/>
         </w:numPr>
       </w:pPr>
       <w:r>
@@ -4710,7 +4796,7 @@
         <w:pStyle w:val="Compact"/>
         <w:numPr>
           <w:ilvl w:val="0"/>
-          <w:numId w:val="1035"/>
+          <w:numId w:val="1036"/>
         </w:numPr>
       </w:pPr>
       <w:r>
@@ -4732,7 +4818,7 @@
         <w:pStyle w:val="Compact"/>
         <w:numPr>
           <w:ilvl w:val="0"/>
-          <w:numId w:val="1036"/>
+          <w:numId w:val="1037"/>
         </w:numPr>
       </w:pPr>
       <w:r>
@@ -4744,7 +4830,7 @@
         <w:pStyle w:val="Compact"/>
         <w:numPr>
           <w:ilvl w:val="0"/>
-          <w:numId w:val="1036"/>
+          <w:numId w:val="1037"/>
         </w:numPr>
       </w:pPr>
       <w:r>
@@ -4756,7 +4842,7 @@
         <w:pStyle w:val="Compact"/>
         <w:numPr>
           <w:ilvl w:val="0"/>
-          <w:numId w:val="1036"/>
+          <w:numId w:val="1037"/>
         </w:numPr>
       </w:pPr>
       <w:r>
@@ -4778,7 +4864,7 @@
         <w:pStyle w:val="Compact"/>
         <w:numPr>
           <w:ilvl w:val="0"/>
-          <w:numId w:val="1037"/>
+          <w:numId w:val="1038"/>
         </w:numPr>
       </w:pPr>
       <w:r>
@@ -4790,7 +4876,7 @@
         <w:pStyle w:val="Compact"/>
         <w:numPr>
           <w:ilvl w:val="0"/>
-          <w:numId w:val="1037"/>
+          <w:numId w:val="1038"/>
         </w:numPr>
       </w:pPr>
       <w:r>
@@ -4812,7 +4898,7 @@
         <w:pStyle w:val="Compact"/>
         <w:numPr>
           <w:ilvl w:val="0"/>
-          <w:numId w:val="1038"/>
+          <w:numId w:val="1039"/>
         </w:numPr>
       </w:pPr>
       <w:r>
@@ -4824,7 +4910,7 @@
         <w:pStyle w:val="Compact"/>
         <w:numPr>
           <w:ilvl w:val="0"/>
-          <w:numId w:val="1038"/>
+          <w:numId w:val="1039"/>
         </w:numPr>
       </w:pPr>
       <w:r>
@@ -4836,7 +4922,7 @@
         <w:pStyle w:val="Compact"/>
         <w:numPr>
           <w:ilvl w:val="0"/>
-          <w:numId w:val="1038"/>
+          <w:numId w:val="1039"/>
         </w:numPr>
       </w:pPr>
       <w:r>
@@ -4858,7 +4944,7 @@
         <w:pStyle w:val="Compact"/>
         <w:numPr>
           <w:ilvl w:val="0"/>
-          <w:numId w:val="1039"/>
+          <w:numId w:val="1040"/>
         </w:numPr>
       </w:pPr>
       <w:r>
@@ -4870,7 +4956,7 @@
         <w:pStyle w:val="Compact"/>
         <w:numPr>
           <w:ilvl w:val="0"/>
-          <w:numId w:val="1039"/>
+          <w:numId w:val="1040"/>
         </w:numPr>
       </w:pPr>
       <w:r>
@@ -4882,7 +4968,7 @@
         <w:pStyle w:val="Compact"/>
         <w:numPr>
           <w:ilvl w:val="0"/>
-          <w:numId w:val="1039"/>
+          <w:numId w:val="1040"/>
         </w:numPr>
       </w:pPr>
       <w:r>
@@ -5019,7 +5105,7 @@
         <w:pStyle w:val="Compact"/>
         <w:numPr>
           <w:ilvl w:val="0"/>
-          <w:numId w:val="1040"/>
+          <w:numId w:val="1041"/>
         </w:numPr>
       </w:pPr>
       <w:r>
@@ -5031,7 +5117,7 @@
         <w:pStyle w:val="Compact"/>
         <w:numPr>
           <w:ilvl w:val="0"/>
-          <w:numId w:val="1040"/>
+          <w:numId w:val="1041"/>
         </w:numPr>
       </w:pPr>
       <w:r>
@@ -5043,7 +5129,7 @@
         <w:pStyle w:val="Compact"/>
         <w:numPr>
           <w:ilvl w:val="0"/>
-          <w:numId w:val="1040"/>
+          <w:numId w:val="1041"/>
         </w:numPr>
       </w:pPr>
       <w:r>
@@ -5082,7 +5168,7 @@
         <w:pStyle w:val="Compact"/>
         <w:numPr>
           <w:ilvl w:val="0"/>
-          <w:numId w:val="1041"/>
+          <w:numId w:val="1042"/>
         </w:numPr>
       </w:pPr>
       <w:r>
@@ -5101,7 +5187,7 @@
         <w:pStyle w:val="Compact"/>
         <w:numPr>
           <w:ilvl w:val="0"/>
-          <w:numId w:val="1041"/>
+          <w:numId w:val="1042"/>
         </w:numPr>
       </w:pPr>
       <w:r>
@@ -5123,7 +5209,7 @@
         <w:pStyle w:val="Compact"/>
         <w:numPr>
           <w:ilvl w:val="0"/>
-          <w:numId w:val="1041"/>
+          <w:numId w:val="1042"/>
         </w:numPr>
       </w:pPr>
       <w:r>
@@ -5142,7 +5228,7 @@
         <w:pStyle w:val="Compact"/>
         <w:numPr>
           <w:ilvl w:val="0"/>
-          <w:numId w:val="1041"/>
+          <w:numId w:val="1042"/>
         </w:numPr>
       </w:pPr>
       <w:r>
@@ -5161,7 +5247,7 @@
         <w:pStyle w:val="Compact"/>
         <w:numPr>
           <w:ilvl w:val="0"/>
-          <w:numId w:val="1041"/>
+          <w:numId w:val="1042"/>
         </w:numPr>
       </w:pPr>
       <w:r>
@@ -5190,7 +5276,7 @@
         <w:pStyle w:val="Compact"/>
         <w:numPr>
           <w:ilvl w:val="0"/>
-          <w:numId w:val="1042"/>
+          <w:numId w:val="1043"/>
         </w:numPr>
       </w:pPr>
       <w:r>
@@ -5218,7 +5304,7 @@
         <w:pStyle w:val="Compact"/>
         <w:numPr>
           <w:ilvl w:val="0"/>
-          <w:numId w:val="1042"/>
+          <w:numId w:val="1043"/>
         </w:numPr>
       </w:pPr>
       <w:r>
@@ -5230,7 +5316,7 @@
         <w:pStyle w:val="Compact"/>
         <w:numPr>
           <w:ilvl w:val="0"/>
-          <w:numId w:val="1042"/>
+          <w:numId w:val="1043"/>
         </w:numPr>
       </w:pPr>
       <w:r>
@@ -5242,7 +5328,7 @@
         <w:pStyle w:val="Compact"/>
         <w:numPr>
           <w:ilvl w:val="0"/>
-          <w:numId w:val="1042"/>
+          <w:numId w:val="1043"/>
         </w:numPr>
       </w:pPr>
       <w:r>
@@ -5254,7 +5340,7 @@
         <w:pStyle w:val="Compact"/>
         <w:numPr>
           <w:ilvl w:val="0"/>
-          <w:numId w:val="1042"/>
+          <w:numId w:val="1043"/>
         </w:numPr>
       </w:pPr>
       <w:r>
@@ -5860,6 +5946,9 @@
     <w:abstractNumId w:val="991"/>
   </w:num>
   <w:num w:numId="1032">
+    <w:abstractNumId w:val="991"/>
+  </w:num>
+  <w:num w:numId="1033">
     <w:abstractNumId w:val="99411"/>
     <w:lvlOverride w:ilvl="0">
       <w:startOverride w:val="1"/>
@@ -5888,9 +5977,6 @@
     <w:lvlOverride w:ilvl="8">
       <w:startOverride w:val="1"/>
     </w:lvlOverride>
-  </w:num>
-  <w:num w:numId="1033">
-    <w:abstractNumId w:val="991"/>
   </w:num>
   <w:num w:numId="1034">
     <w:abstractNumId w:val="991"/>
@@ -5914,6 +6000,9 @@
     <w:abstractNumId w:val="991"/>
   </w:num>
   <w:num w:numId="1041">
+    <w:abstractNumId w:val="991"/>
+  </w:num>
+  <w:num w:numId="1042">
     <w:abstractNumId w:val="99411"/>
     <w:lvlOverride w:ilvl="0">
       <w:startOverride w:val="1"/>
@@ -5943,7 +6032,7 @@
       <w:startOverride w:val="1"/>
     </w:lvlOverride>
   </w:num>
-  <w:num w:numId="1042">
+  <w:num w:numId="1043">
     <w:abstractNumId w:val="99411"/>
     <w:lvlOverride w:ilvl="0">
       <w:startOverride w:val="1"/>

--- a/docs/lectures/Chapter03_LectureA.docx
+++ b/docs/lectures/Chapter03_LectureA.docx
@@ -23,7 +23,7 @@
         <w:pStyle w:val="Date"/>
       </w:pPr>
       <w:r>
-        <w:t xml:space="preserve">2026-02-08</w:t>
+        <w:t xml:space="preserve">2026-02-22</w:t>
       </w:r>
     </w:p>
     <w:sdt>

--- a/docs/lectures/Chapter03_LectureA.docx
+++ b/docs/lectures/Chapter03_LectureA.docx
@@ -23,7 +23,7 @@
         <w:pStyle w:val="Date"/>
       </w:pPr>
       <w:r>
-        <w:t xml:space="preserve">2026-02-22</w:t>
+        <w:t xml:space="preserve">2026-03-01</w:t>
       </w:r>
     </w:p>
     <w:sdt>

--- a/docs/lectures/Chapter03_LectureA.docx
+++ b/docs/lectures/Chapter03_LectureA.docx
@@ -23,7 +23,7 @@
         <w:pStyle w:val="Date"/>
       </w:pPr>
       <w:r>
-        <w:t xml:space="preserve">2026-03-01</w:t>
+        <w:t xml:space="preserve">2026-03-03</w:t>
       </w:r>
     </w:p>
     <w:sdt>

--- a/docs/lectures/Chapter03_LectureA.docx
+++ b/docs/lectures/Chapter03_LectureA.docx
@@ -23,7 +23,7 @@
         <w:pStyle w:val="Date"/>
       </w:pPr>
       <w:r>
-        <w:t xml:space="preserve">2026-03-03</w:t>
+        <w:t xml:space="preserve">2026-03-05</w:t>
       </w:r>
     </w:p>
     <w:sdt>

--- a/docs/lectures/Chapter03_LectureA.docx
+++ b/docs/lectures/Chapter03_LectureA.docx
@@ -23,7 +23,7 @@
         <w:pStyle w:val="Date"/>
       </w:pPr>
       <w:r>
-        <w:t xml:space="preserve">2026-03-05</w:t>
+        <w:t xml:space="preserve">2026-03-08</w:t>
       </w:r>
     </w:p>
     <w:sdt>

--- a/docs/lectures/Chapter03_LectureA.docx
+++ b/docs/lectures/Chapter03_LectureA.docx
@@ -23,7 +23,7 @@
         <w:pStyle w:val="Date"/>
       </w:pPr>
       <w:r>
-        <w:t xml:space="preserve">2026-03-08</w:t>
+        <w:t xml:space="preserve">2026-03-10</w:t>
       </w:r>
     </w:p>
     <w:sdt>

--- a/docs/lectures/Chapter03_LectureA.docx
+++ b/docs/lectures/Chapter03_LectureA.docx
@@ -23,7 +23,7 @@
         <w:pStyle w:val="Date"/>
       </w:pPr>
       <w:r>
-        <w:t xml:space="preserve">2026-03-10</w:t>
+        <w:t xml:space="preserve">2026-03-15</w:t>
       </w:r>
     </w:p>
     <w:sdt>

--- a/docs/lectures/Chapter03_LectureA.docx
+++ b/docs/lectures/Chapter03_LectureA.docx
@@ -23,7 +23,7 @@
         <w:pStyle w:val="Date"/>
       </w:pPr>
       <w:r>
-        <w:t xml:space="preserve">2026-03-15</w:t>
+        <w:t xml:space="preserve">2026-03-27</w:t>
       </w:r>
     </w:p>
     <w:sdt>

--- a/docs/lectures/Chapter03_LectureA.docx
+++ b/docs/lectures/Chapter03_LectureA.docx
@@ -23,7 +23,7 @@
         <w:pStyle w:val="Date"/>
       </w:pPr>
       <w:r>
-        <w:t xml:space="preserve">2026-03-27</w:t>
+        <w:t xml:space="preserve">2026-03-29</w:t>
       </w:r>
     </w:p>
     <w:sdt>

--- a/docs/lectures/Chapter03_LectureA.docx
+++ b/docs/lectures/Chapter03_LectureA.docx
@@ -23,7 +23,7 @@
         <w:pStyle w:val="Date"/>
       </w:pPr>
       <w:r>
-        <w:t xml:space="preserve">2026-03-29</w:t>
+        <w:t xml:space="preserve">2026-03-31</w:t>
       </w:r>
     </w:p>
     <w:sdt>

--- a/docs/lectures/Chapter03_LectureA.docx
+++ b/docs/lectures/Chapter03_LectureA.docx
@@ -23,7 +23,7 @@
         <w:pStyle w:val="Date"/>
       </w:pPr>
       <w:r>
-        <w:t xml:space="preserve">2026-03-31</w:t>
+        <w:t xml:space="preserve">2026-04-01</w:t>
       </w:r>
     </w:p>
     <w:sdt>

--- a/docs/lectures/Chapter03_LectureA.docx
+++ b/docs/lectures/Chapter03_LectureA.docx
@@ -23,7 +23,7 @@
         <w:pStyle w:val="Date"/>
       </w:pPr>
       <w:r>
-        <w:t xml:space="preserve">2026-04-01</w:t>
+        <w:t xml:space="preserve">2026-04-05</w:t>
       </w:r>
     </w:p>
     <w:sdt>

--- a/docs/lectures/Chapter03_LectureA.docx
+++ b/docs/lectures/Chapter03_LectureA.docx
@@ -23,7 +23,7 @@
         <w:pStyle w:val="Date"/>
       </w:pPr>
       <w:r>
-        <w:t xml:space="preserve">2026-04-05</w:t>
+        <w:t xml:space="preserve">2026-04-07</w:t>
       </w:r>
     </w:p>
     <w:sdt>

--- a/docs/lectures/Chapter03_LectureA.docx
+++ b/docs/lectures/Chapter03_LectureA.docx
@@ -23,7 +23,7 @@
         <w:pStyle w:val="Date"/>
       </w:pPr>
       <w:r>
-        <w:t xml:space="preserve">2026-04-07</w:t>
+        <w:t xml:space="preserve">2026-04-13</w:t>
       </w:r>
     </w:p>
     <w:sdt>

--- a/docs/lectures/Chapter03_LectureA.docx
+++ b/docs/lectures/Chapter03_LectureA.docx
@@ -23,7 +23,7 @@
         <w:pStyle w:val="Date"/>
       </w:pPr>
       <w:r>
-        <w:t xml:space="preserve">2026-04-13</w:t>
+        <w:t xml:space="preserve">2026-04-14</w:t>
       </w:r>
     </w:p>
     <w:sdt>

--- a/docs/lectures/Chapter03_LectureA.docx
+++ b/docs/lectures/Chapter03_LectureA.docx
@@ -23,7 +23,7 @@
         <w:pStyle w:val="Date"/>
       </w:pPr>
       <w:r>
-        <w:t xml:space="preserve">2026-04-14</w:t>
+        <w:t xml:space="preserve">2026-04-16</w:t>
       </w:r>
     </w:p>
     <w:sdt>

--- a/docs/lectures/Chapter03_LectureA.docx
+++ b/docs/lectures/Chapter03_LectureA.docx
@@ -23,7 +23,7 @@
         <w:pStyle w:val="Date"/>
       </w:pPr>
       <w:r>
-        <w:t xml:space="preserve">2026-04-16</w:t>
+        <w:t xml:space="preserve">2026-04-19</w:t>
       </w:r>
     </w:p>
     <w:sdt>

--- a/docs/lectures/Chapter03_LectureA.docx
+++ b/docs/lectures/Chapter03_LectureA.docx
@@ -23,7 +23,7 @@
         <w:pStyle w:val="Date"/>
       </w:pPr>
       <w:r>
-        <w:t xml:space="preserve">2026-04-19</w:t>
+        <w:t xml:space="preserve">2026-04-20</w:t>
       </w:r>
     </w:p>
     <w:sdt>

--- a/docs/lectures/Chapter03_LectureA.docx
+++ b/docs/lectures/Chapter03_LectureA.docx
@@ -23,7 +23,7 @@
         <w:pStyle w:val="Date"/>
       </w:pPr>
       <w:r>
-        <w:t xml:space="preserve">2026-04-20</w:t>
+        <w:t xml:space="preserve">2026-04-22</w:t>
       </w:r>
     </w:p>
     <w:sdt>

--- a/docs/lectures/Chapter03_LectureA.docx
+++ b/docs/lectures/Chapter03_LectureA.docx
@@ -23,7 +23,7 @@
         <w:pStyle w:val="Date"/>
       </w:pPr>
       <w:r>
-        <w:t xml:space="preserve">2026-04-22</w:t>
+        <w:t xml:space="preserve">2026-04-23</w:t>
       </w:r>
     </w:p>
     <w:sdt>
